--- a/♠ИСПО♠/УП/УП 02.01/УП 02.01/Готово/Моделирование системы средствами UML, составление алгоритмов и спецификации.docx
+++ b/♠ИСПО♠/УП/УП 02.01/УП 02.01/Готово/Моделирование системы средствами UML, составление алгоритмов и спецификации.docx
@@ -466,26 +466,29 @@
     <w:p>
       <w:pPr>
         <w:spacing w:line="360" w:lineRule="auto"/>
-        <w:rPr>
-          <w:rFonts w:ascii="Times New Roman" w:hAnsi="Times New Roman" w:cs="Times New Roman"/>
-          <w:color w:val="000000" w:themeColor="text1"/>
-          <w:sz w:val="28"/>
-          <w:szCs w:val="28"/>
-        </w:rPr>
-      </w:pPr>
-      <w:r>
-        <w:rPr>
-          <w:rFonts w:ascii="Times New Roman" w:hAnsi="Times New Roman" w:cs="Times New Roman"/>
-          <w:color w:val="000000" w:themeColor="text1"/>
-          <w:sz w:val="28"/>
-          <w:szCs w:val="28"/>
+        <w:jc w:val="center"/>
+        <w:rPr>
+          <w:rFonts w:ascii="Times New Roman" w:hAnsi="Times New Roman" w:cs="Times New Roman"/>
+          <w:color w:val="000000" w:themeColor="text1"/>
+          <w:sz w:val="28"/>
+          <w:szCs w:val="28"/>
+        </w:rPr>
+      </w:pPr>
+      <w:r>
+        <w:rPr>
+          <w:rFonts w:ascii="Times New Roman" w:hAnsi="Times New Roman" w:cs="Times New Roman"/>
+          <w:noProof/>
+          <w:color w:val="000000" w:themeColor="text1"/>
+          <w:sz w:val="28"/>
+          <w:szCs w:val="28"/>
+          <w:lang w:eastAsia="ru-RU"/>
         </w:rPr>
         <w:lastRenderedPageBreak/>
         <w:drawing>
-          <wp:inline distT="0" distB="0" distL="0" distR="0" wp14:anchorId="0EFF0EC4" wp14:editId="69E63F15">
-            <wp:extent cx="4930140" cy="7045811"/>
-            <wp:effectExtent l="0" t="0" r="3810" b="3175"/>
-            <wp:docPr id="1" name="Рисунок 1"/>
+          <wp:inline distT="0" distB="0" distL="0" distR="0">
+            <wp:extent cx="5219700" cy="7033260"/>
+            <wp:effectExtent l="0" t="0" r="0" b="0"/>
+            <wp:docPr id="5" name="Рисунок 5" descr="C:\Users\denis\Desktop\VLJBJi9G4DqtwJzCsBEGzygG-0skZ8i6AZH2IzhBmXYJ0ZuMcBXnIQ9yW4b1QneUzHVc_f4p5vG2XKMJS-VCFJDpfctL4uOhkksMhddNbjqnNACDBSisnKt71CSLJKVNTArbNWaG3hXMeocWRhbcJLYEhMj6JJWkP7248Ixf-S9l3AMV0SC376tuCKQo9_kKiS1WnOvPc8KCkz4oTtD0-XZW.png"/>
             <wp:cNvGraphicFramePr>
               <a:graphicFrameLocks xmlns:a="http://schemas.openxmlformats.org/drawingml/2006/main" noChangeAspect="1"/>
             </wp:cNvGraphicFramePr>
@@ -493,358 +496,13 @@
               <a:graphicData uri="http://schemas.openxmlformats.org/drawingml/2006/picture">
                 <pic:pic xmlns:pic="http://schemas.openxmlformats.org/drawingml/2006/picture">
                   <pic:nvPicPr>
-                    <pic:cNvPr id="0" name=""/>
-                    <pic:cNvPicPr/>
-                  </pic:nvPicPr>
-                  <pic:blipFill rotWithShape="1">
-                    <a:blip r:embed="rId6"/>
-                    <a:srcRect l="907" r="1211"/>
-                    <a:stretch/>
-                  </pic:blipFill>
-                  <pic:spPr bwMode="auto">
-                    <a:xfrm>
-                      <a:off x="0" y="0"/>
-                      <a:ext cx="4932710" cy="7049484"/>
-                    </a:xfrm>
-                    <a:prstGeom prst="rect">
-                      <a:avLst/>
-                    </a:prstGeom>
-                    <a:ln>
-                      <a:noFill/>
-                    </a:ln>
-                    <a:extLst>
-                      <a:ext uri="{53640926-AAD7-44D8-BBD7-CCE9431645EC}">
-                        <a14:shadowObscured xmlns:a14="http://schemas.microsoft.com/office/drawing/2010/main"/>
-                      </a:ext>
-                    </a:extLst>
-                  </pic:spPr>
-                </pic:pic>
-              </a:graphicData>
-            </a:graphic>
-          </wp:inline>
-        </w:drawing>
-      </w:r>
-    </w:p>
-    <w:p>
-      <w:pPr>
-        <w:shd w:val="clear" w:color="auto" w:fill="FFFFFF"/>
-        <w:spacing w:before="480" w:after="240" w:line="360" w:lineRule="auto"/>
-        <w:outlineLvl w:val="2"/>
-        <w:rPr>
-          <w:rFonts w:ascii="Times New Roman" w:eastAsia="Times New Roman" w:hAnsi="Times New Roman" w:cs="Times New Roman"/>
-          <w:b/>
-          <w:bCs/>
-          <w:color w:val="000000" w:themeColor="text1"/>
-          <w:sz w:val="28"/>
-          <w:szCs w:val="28"/>
-          <w:lang w:eastAsia="ru-RU"/>
-        </w:rPr>
-      </w:pPr>
-      <w:r>
-        <w:rPr>
-          <w:rFonts w:ascii="Times New Roman" w:eastAsia="Times New Roman" w:hAnsi="Times New Roman" w:cs="Times New Roman"/>
-          <w:b/>
-          <w:bCs/>
-          <w:color w:val="000000" w:themeColor="text1"/>
-          <w:sz w:val="28"/>
-          <w:szCs w:val="28"/>
-          <w:lang w:eastAsia="ru-RU"/>
-        </w:rPr>
-        <w:t>2. Диаграмма активности (</w:t>
-      </w:r>
-      <w:proofErr w:type="spellStart"/>
-      <w:r>
-        <w:rPr>
-          <w:rFonts w:ascii="Times New Roman" w:eastAsia="Times New Roman" w:hAnsi="Times New Roman" w:cs="Times New Roman"/>
-          <w:b/>
-          <w:bCs/>
-          <w:color w:val="000000" w:themeColor="text1"/>
-          <w:sz w:val="28"/>
-          <w:szCs w:val="28"/>
-          <w:lang w:eastAsia="ru-RU"/>
-        </w:rPr>
-        <w:t>Activity</w:t>
-      </w:r>
-      <w:proofErr w:type="spellEnd"/>
-      <w:r>
-        <w:rPr>
-          <w:rFonts w:ascii="Times New Roman" w:eastAsia="Times New Roman" w:hAnsi="Times New Roman" w:cs="Times New Roman"/>
-          <w:b/>
-          <w:bCs/>
-          <w:color w:val="000000" w:themeColor="text1"/>
-          <w:sz w:val="28"/>
-          <w:szCs w:val="28"/>
-          <w:lang w:eastAsia="ru-RU"/>
-        </w:rPr>
-        <w:t xml:space="preserve"> </w:t>
-      </w:r>
-      <w:proofErr w:type="spellStart"/>
-      <w:r>
-        <w:rPr>
-          <w:rFonts w:ascii="Times New Roman" w:eastAsia="Times New Roman" w:hAnsi="Times New Roman" w:cs="Times New Roman"/>
-          <w:b/>
-          <w:bCs/>
-          <w:color w:val="000000" w:themeColor="text1"/>
-          <w:sz w:val="28"/>
-          <w:szCs w:val="28"/>
-          <w:lang w:eastAsia="ru-RU"/>
-        </w:rPr>
-        <w:t>Diagram</w:t>
-      </w:r>
-      <w:proofErr w:type="spellEnd"/>
-      <w:r>
-        <w:rPr>
-          <w:rFonts w:ascii="Times New Roman" w:eastAsia="Times New Roman" w:hAnsi="Times New Roman" w:cs="Times New Roman"/>
-          <w:b/>
-          <w:bCs/>
-          <w:color w:val="000000" w:themeColor="text1"/>
-          <w:sz w:val="28"/>
-          <w:szCs w:val="28"/>
-          <w:lang w:eastAsia="ru-RU"/>
-        </w:rPr>
-        <w:t>)</w:t>
-      </w:r>
-    </w:p>
-    <w:p>
-      <w:pPr>
-        <w:shd w:val="clear" w:color="auto" w:fill="FFFFFF"/>
-        <w:spacing w:before="240" w:after="240" w:line="360" w:lineRule="auto"/>
-        <w:rPr>
-          <w:rFonts w:ascii="Times New Roman" w:eastAsia="Times New Roman" w:hAnsi="Times New Roman" w:cs="Times New Roman"/>
-          <w:color w:val="000000" w:themeColor="text1"/>
-          <w:sz w:val="28"/>
-          <w:szCs w:val="28"/>
-          <w:lang w:eastAsia="ru-RU"/>
-        </w:rPr>
-      </w:pPr>
-      <w:r>
-        <w:rPr>
-          <w:rFonts w:ascii="Times New Roman" w:eastAsia="Times New Roman" w:hAnsi="Times New Roman" w:cs="Times New Roman"/>
-          <w:b/>
-          <w:bCs/>
-          <w:color w:val="000000" w:themeColor="text1"/>
-          <w:sz w:val="28"/>
-          <w:szCs w:val="28"/>
-          <w:lang w:eastAsia="ru-RU"/>
-        </w:rPr>
-        <w:t>Процесс: "Добавление нового партнера"</w:t>
-      </w:r>
-    </w:p>
-    <w:p>
-      <w:pPr>
-        <w:spacing w:line="360" w:lineRule="auto"/>
-        <w:rPr>
-          <w:rFonts w:ascii="Times New Roman" w:hAnsi="Times New Roman" w:cs="Times New Roman"/>
-          <w:color w:val="000000" w:themeColor="text1"/>
-          <w:sz w:val="28"/>
-          <w:szCs w:val="28"/>
-        </w:rPr>
-      </w:pPr>
-    </w:p>
-    <w:p>
-      <w:pPr>
-        <w:spacing w:line="360" w:lineRule="auto"/>
-        <w:rPr>
-          <w:rFonts w:ascii="Times New Roman" w:hAnsi="Times New Roman" w:cs="Times New Roman"/>
-          <w:color w:val="000000" w:themeColor="text1"/>
-          <w:sz w:val="28"/>
-          <w:szCs w:val="28"/>
-        </w:rPr>
-      </w:pPr>
-      <w:r>
-        <w:rPr>
-          <w:rFonts w:ascii="Times New Roman" w:hAnsi="Times New Roman" w:cs="Times New Roman"/>
-          <w:noProof/>
-          <w:color w:val="000000" w:themeColor="text1"/>
-          <w:sz w:val="28"/>
-          <w:szCs w:val="28"/>
-          <w:lang w:eastAsia="ru-RU"/>
-        </w:rPr>
-        <w:lastRenderedPageBreak/>
-        <w:drawing>
-          <wp:inline distT="0" distB="0" distL="0" distR="0" wp14:anchorId="6BBC66C5" wp14:editId="35BF96C4">
-            <wp:extent cx="5048250" cy="5936742"/>
-            <wp:effectExtent l="0" t="0" r="0" b="6985"/>
-            <wp:docPr id="2" name="Рисунок 2" descr="C:\Users\denis\Downloads\deepseek_mermaid_20251028_e58d18.png"/>
-            <wp:cNvGraphicFramePr>
-              <a:graphicFrameLocks xmlns:a="http://schemas.openxmlformats.org/drawingml/2006/main" noChangeAspect="1"/>
-            </wp:cNvGraphicFramePr>
-            <a:graphic xmlns:a="http://schemas.openxmlformats.org/drawingml/2006/main">
-              <a:graphicData uri="http://schemas.openxmlformats.org/drawingml/2006/picture">
-                <pic:pic xmlns:pic="http://schemas.openxmlformats.org/drawingml/2006/picture">
-                  <pic:nvPicPr>
-                    <pic:cNvPr id="0" name="Picture 1" descr="C:\Users\denis\Downloads\deepseek_mermaid_20251028_e58d18.png"/>
-                    <pic:cNvPicPr>
-                      <a:picLocks noChangeAspect="1" noChangeArrowheads="1"/>
-                    </pic:cNvPicPr>
-                  </pic:nvPicPr>
-                  <pic:blipFill rotWithShape="1">
-                    <a:blip r:embed="rId7">
-                      <a:extLst>
-                        <a:ext uri="{28A0092B-C50C-407E-A947-70E740481C1C}">
-                          <a14:useLocalDpi xmlns:a14="http://schemas.microsoft.com/office/drawing/2010/main" val="0"/>
-                        </a:ext>
-                      </a:extLst>
-                    </a:blip>
-                    <a:srcRect r="46733" b="63674"/>
-                    <a:stretch/>
-                  </pic:blipFill>
-                  <pic:spPr bwMode="auto">
-                    <a:xfrm>
-                      <a:off x="0" y="0"/>
-                      <a:ext cx="5050586" cy="5939489"/>
-                    </a:xfrm>
-                    <a:prstGeom prst="rect">
-                      <a:avLst/>
-                    </a:prstGeom>
-                    <a:noFill/>
-                    <a:ln>
-                      <a:noFill/>
-                    </a:ln>
-                    <a:extLst>
-                      <a:ext uri="{53640926-AAD7-44D8-BBD7-CCE9431645EC}">
-                        <a14:shadowObscured xmlns:a14="http://schemas.microsoft.com/office/drawing/2010/main"/>
-                      </a:ext>
-                    </a:extLst>
-                  </pic:spPr>
-                </pic:pic>
-              </a:graphicData>
-            </a:graphic>
-          </wp:inline>
-        </w:drawing>
-      </w:r>
-    </w:p>
-    <w:p>
-      <w:pPr>
-        <w:pStyle w:val="3"/>
-        <w:shd w:val="clear" w:color="auto" w:fill="FFFFFF"/>
-        <w:spacing w:before="480" w:beforeAutospacing="0" w:after="240" w:afterAutospacing="0" w:line="360" w:lineRule="auto"/>
-        <w:rPr>
-          <w:color w:val="000000" w:themeColor="text1"/>
-          <w:sz w:val="28"/>
-          <w:szCs w:val="28"/>
-        </w:rPr>
-      </w:pPr>
-      <w:r>
-        <w:rPr>
-          <w:rStyle w:val="a5"/>
-          <w:b/>
-          <w:bCs/>
-          <w:color w:val="000000" w:themeColor="text1"/>
-          <w:sz w:val="28"/>
-          <w:szCs w:val="28"/>
-        </w:rPr>
-        <w:t>3. Диаграмма последовательности (</w:t>
-      </w:r>
-      <w:proofErr w:type="spellStart"/>
-      <w:r>
-        <w:rPr>
-          <w:rStyle w:val="a5"/>
-          <w:b/>
-          <w:bCs/>
-          <w:color w:val="000000" w:themeColor="text1"/>
-          <w:sz w:val="28"/>
-          <w:szCs w:val="28"/>
-        </w:rPr>
-        <w:t>Sequence</w:t>
-      </w:r>
-      <w:proofErr w:type="spellEnd"/>
-      <w:r>
-        <w:rPr>
-          <w:rStyle w:val="a5"/>
-          <w:b/>
-          <w:bCs/>
-          <w:color w:val="000000" w:themeColor="text1"/>
-          <w:sz w:val="28"/>
-          <w:szCs w:val="28"/>
-        </w:rPr>
-        <w:t xml:space="preserve"> </w:t>
-      </w:r>
-      <w:proofErr w:type="spellStart"/>
-      <w:r>
-        <w:rPr>
-          <w:rStyle w:val="a5"/>
-          <w:b/>
-          <w:bCs/>
-          <w:color w:val="000000" w:themeColor="text1"/>
-          <w:sz w:val="28"/>
-          <w:szCs w:val="28"/>
-        </w:rPr>
-        <w:t>Diagram</w:t>
-      </w:r>
-      <w:proofErr w:type="spellEnd"/>
-      <w:r>
-        <w:rPr>
-          <w:rStyle w:val="a5"/>
-          <w:b/>
-          <w:bCs/>
-          <w:color w:val="000000" w:themeColor="text1"/>
-          <w:sz w:val="28"/>
-          <w:szCs w:val="28"/>
-        </w:rPr>
-        <w:t>)</w:t>
-      </w:r>
-    </w:p>
-    <w:p>
-      <w:pPr>
-        <w:pStyle w:val="ds-markdown-paragraph"/>
-        <w:shd w:val="clear" w:color="auto" w:fill="FFFFFF"/>
-        <w:spacing w:before="240" w:beforeAutospacing="0" w:after="240" w:afterAutospacing="0" w:line="360" w:lineRule="auto"/>
-        <w:rPr>
-          <w:color w:val="000000" w:themeColor="text1"/>
-          <w:sz w:val="28"/>
-          <w:szCs w:val="28"/>
-        </w:rPr>
-      </w:pPr>
-      <w:r>
-        <w:rPr>
-          <w:rStyle w:val="a5"/>
-          <w:color w:val="000000" w:themeColor="text1"/>
-          <w:sz w:val="28"/>
-          <w:szCs w:val="28"/>
-        </w:rPr>
-        <w:t>Процесс: "Просмотр истории услуг партнера"</w:t>
-      </w:r>
-    </w:p>
-    <w:p>
-      <w:pPr>
-        <w:spacing w:line="360" w:lineRule="auto"/>
-        <w:rPr>
-          <w:rFonts w:ascii="Times New Roman" w:hAnsi="Times New Roman" w:cs="Times New Roman"/>
-          <w:color w:val="000000" w:themeColor="text1"/>
-          <w:sz w:val="28"/>
-          <w:szCs w:val="28"/>
-        </w:rPr>
-      </w:pPr>
-      <w:r>
-        <w:rPr>
-          <w:rFonts w:ascii="Times New Roman" w:hAnsi="Times New Roman" w:cs="Times New Roman"/>
-          <w:noProof/>
-          <w:color w:val="000000" w:themeColor="text1"/>
-          <w:sz w:val="28"/>
-          <w:szCs w:val="28"/>
-          <w:lang w:eastAsia="ru-RU"/>
-        </w:rPr>
-        <w:lastRenderedPageBreak/>
-        <w:drawing>
-          <wp:inline distT="0" distB="0" distL="0" distR="0" wp14:anchorId="064BBC85" wp14:editId="228BEA0C">
-            <wp:extent cx="5935980" cy="2499360"/>
-            <wp:effectExtent l="0" t="0" r="7620" b="0"/>
-            <wp:docPr id="3" name="Рисунок 3" descr="C:\Users\denis\Downloads\deepseek_mermaid_20251028_05d822.png"/>
-            <wp:cNvGraphicFramePr>
-              <a:graphicFrameLocks xmlns:a="http://schemas.openxmlformats.org/drawingml/2006/main" noChangeAspect="1"/>
-            </wp:cNvGraphicFramePr>
-            <a:graphic xmlns:a="http://schemas.openxmlformats.org/drawingml/2006/main">
-              <a:graphicData uri="http://schemas.openxmlformats.org/drawingml/2006/picture">
-                <pic:pic xmlns:pic="http://schemas.openxmlformats.org/drawingml/2006/picture">
-                  <pic:nvPicPr>
-                    <pic:cNvPr id="0" name="Picture 2" descr="C:\Users\denis\Downloads\deepseek_mermaid_20251028_05d822.png"/>
+                    <pic:cNvPr id="0" name="Picture 1" descr="C:\Users\denis\Desktop\VLJBJi9G4DqtwJzCsBEGzygG-0skZ8i6AZH2IzhBmXYJ0ZuMcBXnIQ9yW4b1QneUzHVc_f4p5vG2XKMJS-VCFJDpfctL4uOhkksMhddNbjqnNACDBSisnKt71CSLJKVNTArbNWaG3hXMeocWRhbcJLYEhMj6JJWkP7248Ixf-S9l3AMV0SC376tuCKQo9_kKiS1WnOvPc8KCkz4oTtD0-XZW.png"/>
                     <pic:cNvPicPr>
                       <a:picLocks noChangeAspect="1" noChangeArrowheads="1"/>
                     </pic:cNvPicPr>
                   </pic:nvPicPr>
                   <pic:blipFill>
-                    <a:blip r:embed="rId8" cstate="print">
+                    <a:blip r:embed="rId6">
                       <a:extLst>
                         <a:ext uri="{28A0092B-C50C-407E-A947-70E740481C1C}">
                           <a14:useLocalDpi xmlns:a14="http://schemas.microsoft.com/office/drawing/2010/main" val="0"/>
@@ -859,7 +517,7 @@
                   <pic:spPr bwMode="auto">
                     <a:xfrm>
                       <a:off x="0" y="0"/>
-                      <a:ext cx="5935980" cy="2499360"/>
+                      <a:ext cx="5219700" cy="7033260"/>
                     </a:xfrm>
                     <a:prstGeom prst="rect">
                       <a:avLst/>
@@ -878,6 +536,384 @@
     </w:p>
     <w:p>
       <w:pPr>
+        <w:spacing w:line="360" w:lineRule="auto"/>
+        <w:rPr>
+          <w:rFonts w:ascii="Times New Roman" w:hAnsi="Times New Roman" w:cs="Times New Roman"/>
+          <w:color w:val="000000" w:themeColor="text1"/>
+          <w:sz w:val="28"/>
+          <w:szCs w:val="28"/>
+        </w:rPr>
+      </w:pPr>
+    </w:p>
+    <w:p>
+      <w:pPr>
+        <w:shd w:val="clear" w:color="auto" w:fill="FFFFFF"/>
+        <w:spacing w:before="480" w:after="240" w:line="360" w:lineRule="auto"/>
+        <w:outlineLvl w:val="2"/>
+        <w:rPr>
+          <w:rFonts w:ascii="Times New Roman" w:eastAsia="Times New Roman" w:hAnsi="Times New Roman" w:cs="Times New Roman"/>
+          <w:b/>
+          <w:bCs/>
+          <w:color w:val="000000" w:themeColor="text1"/>
+          <w:sz w:val="28"/>
+          <w:szCs w:val="28"/>
+          <w:lang w:eastAsia="ru-RU"/>
+        </w:rPr>
+      </w:pPr>
+      <w:r>
+        <w:rPr>
+          <w:rFonts w:ascii="Times New Roman" w:eastAsia="Times New Roman" w:hAnsi="Times New Roman" w:cs="Times New Roman"/>
+          <w:b/>
+          <w:bCs/>
+          <w:color w:val="000000" w:themeColor="text1"/>
+          <w:sz w:val="28"/>
+          <w:szCs w:val="28"/>
+          <w:lang w:eastAsia="ru-RU"/>
+        </w:rPr>
+        <w:t>2. Диаграмма активности (</w:t>
+      </w:r>
+      <w:proofErr w:type="spellStart"/>
+      <w:r>
+        <w:rPr>
+          <w:rFonts w:ascii="Times New Roman" w:eastAsia="Times New Roman" w:hAnsi="Times New Roman" w:cs="Times New Roman"/>
+          <w:b/>
+          <w:bCs/>
+          <w:color w:val="000000" w:themeColor="text1"/>
+          <w:sz w:val="28"/>
+          <w:szCs w:val="28"/>
+          <w:lang w:eastAsia="ru-RU"/>
+        </w:rPr>
+        <w:t>Activity</w:t>
+      </w:r>
+      <w:proofErr w:type="spellEnd"/>
+      <w:r>
+        <w:rPr>
+          <w:rFonts w:ascii="Times New Roman" w:eastAsia="Times New Roman" w:hAnsi="Times New Roman" w:cs="Times New Roman"/>
+          <w:b/>
+          <w:bCs/>
+          <w:color w:val="000000" w:themeColor="text1"/>
+          <w:sz w:val="28"/>
+          <w:szCs w:val="28"/>
+          <w:lang w:eastAsia="ru-RU"/>
+        </w:rPr>
+        <w:t xml:space="preserve"> </w:t>
+      </w:r>
+      <w:proofErr w:type="spellStart"/>
+      <w:r>
+        <w:rPr>
+          <w:rFonts w:ascii="Times New Roman" w:eastAsia="Times New Roman" w:hAnsi="Times New Roman" w:cs="Times New Roman"/>
+          <w:b/>
+          <w:bCs/>
+          <w:color w:val="000000" w:themeColor="text1"/>
+          <w:sz w:val="28"/>
+          <w:szCs w:val="28"/>
+          <w:lang w:eastAsia="ru-RU"/>
+        </w:rPr>
+        <w:t>Diagram</w:t>
+      </w:r>
+      <w:proofErr w:type="spellEnd"/>
+      <w:r>
+        <w:rPr>
+          <w:rFonts w:ascii="Times New Roman" w:eastAsia="Times New Roman" w:hAnsi="Times New Roman" w:cs="Times New Roman"/>
+          <w:b/>
+          <w:bCs/>
+          <w:color w:val="000000" w:themeColor="text1"/>
+          <w:sz w:val="28"/>
+          <w:szCs w:val="28"/>
+          <w:lang w:eastAsia="ru-RU"/>
+        </w:rPr>
+        <w:t>)</w:t>
+      </w:r>
+    </w:p>
+    <w:p>
+      <w:pPr>
+        <w:shd w:val="clear" w:color="auto" w:fill="FFFFFF"/>
+        <w:spacing w:before="240" w:after="240" w:line="360" w:lineRule="auto"/>
+        <w:rPr>
+          <w:rFonts w:ascii="Times New Roman" w:eastAsia="Times New Roman" w:hAnsi="Times New Roman" w:cs="Times New Roman"/>
+          <w:color w:val="000000" w:themeColor="text1"/>
+          <w:sz w:val="28"/>
+          <w:szCs w:val="28"/>
+          <w:lang w:eastAsia="ru-RU"/>
+        </w:rPr>
+      </w:pPr>
+      <w:r>
+        <w:rPr>
+          <w:rFonts w:ascii="Times New Roman" w:eastAsia="Times New Roman" w:hAnsi="Times New Roman" w:cs="Times New Roman"/>
+          <w:b/>
+          <w:bCs/>
+          <w:color w:val="000000" w:themeColor="text1"/>
+          <w:sz w:val="28"/>
+          <w:szCs w:val="28"/>
+          <w:lang w:eastAsia="ru-RU"/>
+        </w:rPr>
+        <w:t>Процесс: "Добавление нового партнера"</w:t>
+      </w:r>
+    </w:p>
+    <w:p>
+      <w:pPr>
+        <w:spacing w:line="360" w:lineRule="auto"/>
+        <w:jc w:val="center"/>
+        <w:rPr>
+          <w:rFonts w:ascii="Times New Roman" w:hAnsi="Times New Roman" w:cs="Times New Roman"/>
+          <w:color w:val="000000" w:themeColor="text1"/>
+          <w:sz w:val="28"/>
+          <w:szCs w:val="28"/>
+        </w:rPr>
+      </w:pPr>
+      <w:r>
+        <w:rPr>
+          <w:rFonts w:ascii="Times New Roman" w:hAnsi="Times New Roman" w:cs="Times New Roman"/>
+          <w:noProof/>
+          <w:color w:val="000000" w:themeColor="text1"/>
+          <w:sz w:val="28"/>
+          <w:szCs w:val="28"/>
+          <w:lang w:eastAsia="ru-RU"/>
+        </w:rPr>
+        <w:lastRenderedPageBreak/>
+        <w:drawing>
+          <wp:inline distT="0" distB="0" distL="0" distR="0">
+            <wp:extent cx="5669280" cy="6934200"/>
+            <wp:effectExtent l="0" t="0" r="7620" b="0"/>
+            <wp:docPr id="6" name="Рисунок 6" descr="C:\Users\denis\Desktop\ZLFjIW915Fq_Jp4_yqSle52-Yj12WfMeqHz_w9PH64GX1566Rp1AKykgwokS-qQTwv2oh7qWZdhlEUVUSyQjjZkrLkVyf66wU877akztVC1BhslMFLF6M6AaqfCXFnDuArV8f8U532t16QPmc66-fYToRx628pnMDU9SnL1zmbQVDOy5N3UeAbS174XkGNl6LyO9pkf1m98h3AXMt9LwJuIi.png"/>
+            <wp:cNvGraphicFramePr>
+              <a:graphicFrameLocks xmlns:a="http://schemas.openxmlformats.org/drawingml/2006/main" noChangeAspect="1"/>
+            </wp:cNvGraphicFramePr>
+            <a:graphic xmlns:a="http://schemas.openxmlformats.org/drawingml/2006/main">
+              <a:graphicData uri="http://schemas.openxmlformats.org/drawingml/2006/picture">
+                <pic:pic xmlns:pic="http://schemas.openxmlformats.org/drawingml/2006/picture">
+                  <pic:nvPicPr>
+                    <pic:cNvPr id="0" name="Picture 2" descr="C:\Users\denis\Desktop\ZLFjIW915Fq_Jp4_yqSle52-Yj12WfMeqHz_w9PH64GX1566Rp1AKykgwokS-qQTwv2oh7qWZdhlEUVUSyQjjZkrLkVyf66wU877akztVC1BhslMFLF6M6AaqfCXFnDuArV8f8U532t16QPmc66-fYToRx628pnMDU9SnL1zmbQVDOy5N3UeAbS174XkGNl6LyO9pkf1m98h3AXMt9LwJuIi.png"/>
+                    <pic:cNvPicPr>
+                      <a:picLocks noChangeAspect="1" noChangeArrowheads="1"/>
+                    </pic:cNvPicPr>
+                  </pic:nvPicPr>
+                  <pic:blipFill>
+                    <a:blip r:embed="rId7">
+                      <a:extLst>
+                        <a:ext uri="{28A0092B-C50C-407E-A947-70E740481C1C}">
+                          <a14:useLocalDpi xmlns:a14="http://schemas.microsoft.com/office/drawing/2010/main" val="0"/>
+                        </a:ext>
+                      </a:extLst>
+                    </a:blip>
+                    <a:srcRect/>
+                    <a:stretch>
+                      <a:fillRect/>
+                    </a:stretch>
+                  </pic:blipFill>
+                  <pic:spPr bwMode="auto">
+                    <a:xfrm>
+                      <a:off x="0" y="0"/>
+                      <a:ext cx="5669280" cy="6934200"/>
+                    </a:xfrm>
+                    <a:prstGeom prst="rect">
+                      <a:avLst/>
+                    </a:prstGeom>
+                    <a:noFill/>
+                    <a:ln>
+                      <a:noFill/>
+                    </a:ln>
+                  </pic:spPr>
+                </pic:pic>
+              </a:graphicData>
+            </a:graphic>
+          </wp:inline>
+        </w:drawing>
+      </w:r>
+    </w:p>
+    <w:p>
+      <w:pPr>
+        <w:spacing w:line="360" w:lineRule="auto"/>
+        <w:rPr>
+          <w:rFonts w:ascii="Times New Roman" w:hAnsi="Times New Roman" w:cs="Times New Roman"/>
+          <w:color w:val="000000" w:themeColor="text1"/>
+          <w:sz w:val="28"/>
+          <w:szCs w:val="28"/>
+        </w:rPr>
+      </w:pPr>
+    </w:p>
+    <w:p>
+      <w:pPr>
+        <w:pStyle w:val="3"/>
+        <w:shd w:val="clear" w:color="auto" w:fill="FFFFFF"/>
+        <w:spacing w:before="480" w:beforeAutospacing="0" w:after="240" w:afterAutospacing="0" w:line="360" w:lineRule="auto"/>
+        <w:rPr>
+          <w:color w:val="000000" w:themeColor="text1"/>
+          <w:sz w:val="28"/>
+          <w:szCs w:val="28"/>
+        </w:rPr>
+      </w:pPr>
+      <w:r>
+        <w:rPr>
+          <w:rStyle w:val="a5"/>
+          <w:b/>
+          <w:bCs/>
+          <w:color w:val="000000" w:themeColor="text1"/>
+          <w:sz w:val="28"/>
+          <w:szCs w:val="28"/>
+        </w:rPr>
+        <w:t>3. Диаграмма последовательности (</w:t>
+      </w:r>
+      <w:proofErr w:type="spellStart"/>
+      <w:r>
+        <w:rPr>
+          <w:rStyle w:val="a5"/>
+          <w:b/>
+          <w:bCs/>
+          <w:color w:val="000000" w:themeColor="text1"/>
+          <w:sz w:val="28"/>
+          <w:szCs w:val="28"/>
+        </w:rPr>
+        <w:t>Sequence</w:t>
+      </w:r>
+      <w:proofErr w:type="spellEnd"/>
+      <w:r>
+        <w:rPr>
+          <w:rStyle w:val="a5"/>
+          <w:b/>
+          <w:bCs/>
+          <w:color w:val="000000" w:themeColor="text1"/>
+          <w:sz w:val="28"/>
+          <w:szCs w:val="28"/>
+        </w:rPr>
+        <w:t xml:space="preserve"> </w:t>
+      </w:r>
+      <w:proofErr w:type="spellStart"/>
+      <w:r>
+        <w:rPr>
+          <w:rStyle w:val="a5"/>
+          <w:b/>
+          <w:bCs/>
+          <w:color w:val="000000" w:themeColor="text1"/>
+          <w:sz w:val="28"/>
+          <w:szCs w:val="28"/>
+        </w:rPr>
+        <w:t>Diagram</w:t>
+      </w:r>
+      <w:proofErr w:type="spellEnd"/>
+      <w:r>
+        <w:rPr>
+          <w:rStyle w:val="a5"/>
+          <w:b/>
+          <w:bCs/>
+          <w:color w:val="000000" w:themeColor="text1"/>
+          <w:sz w:val="28"/>
+          <w:szCs w:val="28"/>
+        </w:rPr>
+        <w:t>)</w:t>
+      </w:r>
+    </w:p>
+    <w:p>
+      <w:pPr>
+        <w:pStyle w:val="ds-markdown-paragraph"/>
+        <w:shd w:val="clear" w:color="auto" w:fill="FFFFFF"/>
+        <w:spacing w:before="240" w:beforeAutospacing="0" w:after="240" w:afterAutospacing="0" w:line="360" w:lineRule="auto"/>
+        <w:rPr>
+          <w:rStyle w:val="a5"/>
+          <w:color w:val="000000" w:themeColor="text1"/>
+          <w:sz w:val="28"/>
+          <w:szCs w:val="28"/>
+        </w:rPr>
+      </w:pPr>
+      <w:r>
+        <w:rPr>
+          <w:rStyle w:val="a5"/>
+          <w:color w:val="000000" w:themeColor="text1"/>
+          <w:sz w:val="28"/>
+          <w:szCs w:val="28"/>
+        </w:rPr>
+        <w:t>Процесс: "Просмотр истории услуг партнера"</w:t>
+      </w:r>
+    </w:p>
+    <w:p>
+      <w:pPr>
+        <w:pStyle w:val="ds-markdown-paragraph"/>
+        <w:shd w:val="clear" w:color="auto" w:fill="FFFFFF"/>
+        <w:spacing w:before="240" w:beforeAutospacing="0" w:after="240" w:afterAutospacing="0" w:line="360" w:lineRule="auto"/>
+        <w:rPr>
+          <w:color w:val="000000" w:themeColor="text1"/>
+          <w:sz w:val="28"/>
+          <w:szCs w:val="28"/>
+        </w:rPr>
+      </w:pPr>
+    </w:p>
+    <w:p>
+      <w:pPr>
+        <w:pStyle w:val="3"/>
+        <w:shd w:val="clear" w:color="auto" w:fill="FFFFFF"/>
+        <w:spacing w:before="480" w:beforeAutospacing="0" w:after="240" w:afterAutospacing="0" w:line="360" w:lineRule="auto"/>
+        <w:jc w:val="center"/>
+        <w:rPr>
+          <w:rStyle w:val="a5"/>
+          <w:b/>
+          <w:bCs/>
+          <w:color w:val="000000" w:themeColor="text1"/>
+          <w:sz w:val="28"/>
+          <w:szCs w:val="28"/>
+        </w:rPr>
+      </w:pPr>
+      <w:r>
+        <w:rPr>
+          <w:b w:val="0"/>
+          <w:bCs w:val="0"/>
+          <w:noProof/>
+          <w:color w:val="000000" w:themeColor="text1"/>
+          <w:sz w:val="28"/>
+          <w:szCs w:val="28"/>
+        </w:rPr>
+        <w:lastRenderedPageBreak/>
+        <w:drawing>
+          <wp:inline distT="0" distB="0" distL="0" distR="0">
+            <wp:extent cx="5935980" cy="3162300"/>
+            <wp:effectExtent l="0" t="0" r="7620" b="0"/>
+            <wp:docPr id="13" name="Рисунок 13" descr="C:\Users\denis\Desktop\fPJ1QXDH58Rtzob-ibAXBn2q5dMaWGObDN4Zb25pqO6ObinOSPSc24f5K0GtmUeRJDJR9fKaht3k6_aVuiJ9e1XmCGDpvfpl_Fy_Dzb9qh2NFdlQCM4xFUn1Hk9ankkxd8lpVOG9Q-Q8JN4xFWgxAIhDMaNBpTfwkHNRv_N3o7RqBLhrzRVocT25pEL29duWSz-NYKor5OtWVgdtdMJioq0L.png"/>
+            <wp:cNvGraphicFramePr>
+              <a:graphicFrameLocks xmlns:a="http://schemas.openxmlformats.org/drawingml/2006/main" noChangeAspect="1"/>
+            </wp:cNvGraphicFramePr>
+            <a:graphic xmlns:a="http://schemas.openxmlformats.org/drawingml/2006/main">
+              <a:graphicData uri="http://schemas.openxmlformats.org/drawingml/2006/picture">
+                <pic:pic xmlns:pic="http://schemas.openxmlformats.org/drawingml/2006/picture">
+                  <pic:nvPicPr>
+                    <pic:cNvPr id="0" name="Picture 9" descr="C:\Users\denis\Desktop\fPJ1QXDH58Rtzob-ibAXBn2q5dMaWGObDN4Zb25pqO6ObinOSPSc24f5K0GtmUeRJDJR9fKaht3k6_aVuiJ9e1XmCGDpvfpl_Fy_Dzb9qh2NFdlQCM4xFUn1Hk9ankkxd8lpVOG9Q-Q8JN4xFWgxAIhDMaNBpTfwkHNRv_N3o7RqBLhrzRVocT25pEL29duWSz-NYKor5OtWVgdtdMJioq0L.png"/>
+                    <pic:cNvPicPr>
+                      <a:picLocks noChangeAspect="1" noChangeArrowheads="1"/>
+                    </pic:cNvPicPr>
+                  </pic:nvPicPr>
+                  <pic:blipFill>
+                    <a:blip r:embed="rId8">
+                      <a:extLst>
+                        <a:ext uri="{28A0092B-C50C-407E-A947-70E740481C1C}">
+                          <a14:useLocalDpi xmlns:a14="http://schemas.microsoft.com/office/drawing/2010/main" val="0"/>
+                        </a:ext>
+                      </a:extLst>
+                    </a:blip>
+                    <a:srcRect/>
+                    <a:stretch>
+                      <a:fillRect/>
+                    </a:stretch>
+                  </pic:blipFill>
+                  <pic:spPr bwMode="auto">
+                    <a:xfrm>
+                      <a:off x="0" y="0"/>
+                      <a:ext cx="5935980" cy="3162300"/>
+                    </a:xfrm>
+                    <a:prstGeom prst="rect">
+                      <a:avLst/>
+                    </a:prstGeom>
+                    <a:noFill/>
+                    <a:ln>
+                      <a:noFill/>
+                    </a:ln>
+                  </pic:spPr>
+                </pic:pic>
+              </a:graphicData>
+            </a:graphic>
+          </wp:inline>
+        </w:drawing>
+      </w:r>
+    </w:p>
+    <w:p>
+      <w:pPr>
         <w:pStyle w:val="3"/>
         <w:shd w:val="clear" w:color="auto" w:fill="FFFFFF"/>
         <w:spacing w:before="480" w:beforeAutospacing="0" w:after="240" w:afterAutospacing="0" w:line="360" w:lineRule="auto"/>
@@ -1228,6 +1264,7 @@
           <w:sz w:val="28"/>
           <w:szCs w:val="28"/>
         </w:rPr>
+        <w:lastRenderedPageBreak/>
         <w:t>5. Алгоритм функции расчета себестоимости услуги (Модуль 2)</w:t>
       </w:r>
     </w:p>
@@ -1237,92 +1274,69 @@
         <w:shd w:val="clear" w:color="auto" w:fill="FFFFFF"/>
         <w:spacing w:before="240" w:beforeAutospacing="0" w:after="240" w:afterAutospacing="0" w:line="360" w:lineRule="auto"/>
         <w:rPr>
-          <w:color w:val="000000" w:themeColor="text1"/>
-          <w:sz w:val="28"/>
-          <w:szCs w:val="28"/>
-        </w:rPr>
-      </w:pPr>
-      <w:r>
-        <w:rPr>
           <w:rStyle w:val="a5"/>
           <w:color w:val="000000" w:themeColor="text1"/>
           <w:sz w:val="28"/>
           <w:szCs w:val="28"/>
         </w:rPr>
+      </w:pPr>
+      <w:r>
+        <w:rPr>
+          <w:rStyle w:val="a5"/>
+          <w:color w:val="000000" w:themeColor="text1"/>
+          <w:sz w:val="28"/>
+          <w:szCs w:val="28"/>
+        </w:rPr>
+        <w:t>Блок-схема алгоритма:</w:t>
+      </w:r>
+      <w:bookmarkStart w:id="0" w:name="_GoBack"/>
+      <w:bookmarkEnd w:id="0"/>
+    </w:p>
+    <w:p>
+      <w:pPr>
+        <w:spacing w:line="360" w:lineRule="auto"/>
+        <w:jc w:val="center"/>
+        <w:rPr>
+          <w:rFonts w:ascii="Times New Roman" w:hAnsi="Times New Roman" w:cs="Times New Roman"/>
+          <w:color w:val="000000" w:themeColor="text1"/>
+          <w:sz w:val="28"/>
+          <w:szCs w:val="28"/>
+        </w:rPr>
+      </w:pPr>
+      <w:r>
+        <w:rPr>
+          <w:rFonts w:ascii="Times New Roman" w:hAnsi="Times New Roman" w:cs="Times New Roman"/>
+          <w:noProof/>
+          <w:color w:val="000000" w:themeColor="text1"/>
+          <w:sz w:val="28"/>
+          <w:szCs w:val="28"/>
+          <w:lang w:eastAsia="ru-RU"/>
+        </w:rPr>
         <w:lastRenderedPageBreak/>
-        <w:t>Блок-схема алгоритма:</w:t>
-      </w:r>
-    </w:p>
-    <w:p>
-      <w:pPr>
-        <w:spacing w:line="360" w:lineRule="auto"/>
-        <w:rPr>
-          <w:rFonts w:ascii="Times New Roman" w:hAnsi="Times New Roman" w:cs="Times New Roman"/>
-          <w:color w:val="000000" w:themeColor="text1"/>
-          <w:sz w:val="28"/>
-          <w:szCs w:val="28"/>
-        </w:rPr>
-      </w:pPr>
-      <w:r>
-        <w:rPr>
-          <w:rFonts w:ascii="Times New Roman" w:hAnsi="Times New Roman" w:cs="Times New Roman"/>
-          <w:noProof/>
-          <w:color w:val="000000" w:themeColor="text1"/>
-          <w:sz w:val="28"/>
-          <w:szCs w:val="28"/>
-          <w:lang w:eastAsia="ru-RU"/>
-        </w:rPr>
-        <w:drawing>
-          <wp:inline distT="0" distB="0" distL="0" distR="0" wp14:anchorId="7CF9CE63" wp14:editId="166FB503">
-            <wp:extent cx="3421380" cy="6158484"/>
-            <wp:effectExtent l="0" t="0" r="7620" b="0"/>
-            <wp:docPr id="4" name="Рисунок 4" descr="C:\Users\denis\Downloads\deepseek_mermaid_20251028_3d002d.png"/>
-            <wp:cNvGraphicFramePr>
-              <a:graphicFrameLocks xmlns:a="http://schemas.openxmlformats.org/drawingml/2006/main" noChangeAspect="1"/>
-            </wp:cNvGraphicFramePr>
-            <a:graphic xmlns:a="http://schemas.openxmlformats.org/drawingml/2006/main">
-              <a:graphicData uri="http://schemas.openxmlformats.org/drawingml/2006/picture">
-                <pic:pic xmlns:pic="http://schemas.openxmlformats.org/drawingml/2006/picture">
-                  <pic:nvPicPr>
-                    <pic:cNvPr id="0" name="Picture 3" descr="C:\Users\denis\Downloads\deepseek_mermaid_20251028_3d002d.png"/>
-                    <pic:cNvPicPr>
-                      <a:picLocks noChangeAspect="1" noChangeArrowheads="1"/>
-                    </pic:cNvPicPr>
-                  </pic:nvPicPr>
-                  <pic:blipFill rotWithShape="1">
-                    <a:blip r:embed="rId9">
-                      <a:extLst>
-                        <a:ext uri="{28A0092B-C50C-407E-A947-70E740481C1C}">
-                          <a14:useLocalDpi xmlns:a14="http://schemas.microsoft.com/office/drawing/2010/main" val="0"/>
-                        </a:ext>
-                      </a:extLst>
-                    </a:blip>
-                    <a:srcRect l="14067" r="48849" b="78501"/>
-                    <a:stretch/>
-                  </pic:blipFill>
-                  <pic:spPr bwMode="auto">
-                    <a:xfrm>
-                      <a:off x="0" y="0"/>
-                      <a:ext cx="3421380" cy="6158484"/>
-                    </a:xfrm>
-                    <a:prstGeom prst="rect">
-                      <a:avLst/>
-                    </a:prstGeom>
-                    <a:noFill/>
-                    <a:ln>
-                      <a:noFill/>
-                    </a:ln>
-                    <a:extLst>
-                      <a:ext uri="{53640926-AAD7-44D8-BBD7-CCE9431645EC}">
-                        <a14:shadowObscured xmlns:a14="http://schemas.microsoft.com/office/drawing/2010/main"/>
-                      </a:ext>
-                    </a:extLst>
-                  </pic:spPr>
-                </pic:pic>
-              </a:graphicData>
-            </a:graphic>
-          </wp:inline>
-        </w:drawing>
+        <w:pict>
+          <v:shapetype id="_x0000_t75" coordsize="21600,21600" o:spt="75" o:preferrelative="t" path="m@4@5l@4@11@9@11@9@5xe" filled="f" stroked="f">
+            <v:stroke joinstyle="miter"/>
+            <v:formulas>
+              <v:f eqn="if lineDrawn pixelLineWidth 0"/>
+              <v:f eqn="sum @0 1 0"/>
+              <v:f eqn="sum 0 0 @1"/>
+              <v:f eqn="prod @2 1 2"/>
+              <v:f eqn="prod @3 21600 pixelWidth"/>
+              <v:f eqn="prod @3 21600 pixelHeight"/>
+              <v:f eqn="sum @0 0 1"/>
+              <v:f eqn="prod @6 1 2"/>
+              <v:f eqn="prod @7 21600 pixelWidth"/>
+              <v:f eqn="sum @8 21600 0"/>
+              <v:f eqn="prod @7 21600 pixelHeight"/>
+              <v:f eqn="sum @10 21600 0"/>
+            </v:formulas>
+            <v:path o:extrusionok="f" gradientshapeok="t" o:connecttype="rect"/>
+            <o:lock v:ext="edit" aspectratio="t"/>
+          </v:shapetype>
+          <v:shape id="_x0000_i1025" type="#_x0000_t75" style="width:355.5pt;height:699.75pt">
+            <v:imagedata r:id="rId9" o:title="Диаграмма без названия.drawio"/>
+          </v:shape>
+        </w:pict>
       </w:r>
     </w:p>
     <w:p>
@@ -1347,6 +1361,7 @@
           <w:szCs w:val="28"/>
           <w:lang w:eastAsia="ru-RU"/>
         </w:rPr>
+        <w:lastRenderedPageBreak/>
         <w:t>Текстовое описание алгоритма (ГОСТ 24.301):</w:t>
       </w:r>
     </w:p>
@@ -1609,7 +1624,6 @@
           <w:szCs w:val="28"/>
           <w:lang w:eastAsia="ru-RU"/>
         </w:rPr>
-        <w:lastRenderedPageBreak/>
         <w:t>Выходные параметры:</w:t>
       </w:r>
     </w:p>
@@ -2117,6 +2131,7 @@
           <w:szCs w:val="28"/>
           <w:lang w:eastAsia="ru-RU"/>
         </w:rPr>
+        <w:lastRenderedPageBreak/>
         <w:t>Конец функции</w:t>
       </w:r>
     </w:p>
@@ -2200,8 +2215,6 @@
         </w:rPr>
         <w:t>При отсутствии данных о материалах или ставках сотрудников возвращается -1</w:t>
       </w:r>
-      <w:bookmarkStart w:id="0" w:name="_GoBack"/>
-      <w:bookmarkEnd w:id="0"/>
     </w:p>
     <w:sectPr>
       <w:pgSz w:w="11906" w:h="16838"/>
@@ -3581,6 +3594,7 @@
   <w:style w:type="character" w:default="1" w:styleId="a0">
     <w:name w:val="Default Paragraph Font"/>
     <w:uiPriority w:val="1"/>
+    <w:semiHidden/>
     <w:unhideWhenUsed/>
   </w:style>
   <w:style w:type="table" w:default="1" w:styleId="a1">
@@ -3860,6 +3874,7 @@
   <w:style w:type="character" w:default="1" w:styleId="a0">
     <w:name w:val="Default Paragraph Font"/>
     <w:uiPriority w:val="1"/>
+    <w:semiHidden/>
     <w:unhideWhenUsed/>
   </w:style>
   <w:style w:type="table" w:default="1" w:styleId="a1">
